--- a/readme docker only.docx
+++ b/readme docker only.docx
@@ -3075,6 +3075,7 @@
         </w:rPr>
       </w:pPr>
       <w:proofErr w:type="spellStart"/>
+      <w:proofErr w:type="gramStart"/>
       <w:r>
         <w:rPr>
           <w:rFonts w:ascii="Courier New" w:eastAsia="Times New Roman" w:hAnsi="Courier New" w:cs="Courier New"/>
@@ -3084,6 +3085,7 @@
         <w:t>docker</w:t>
       </w:r>
       <w:proofErr w:type="spellEnd"/>
+      <w:proofErr w:type="gramEnd"/>
       <w:r>
         <w:rPr>
           <w:rFonts w:ascii="Courier New" w:eastAsia="Times New Roman" w:hAnsi="Courier New" w:cs="Courier New"/>
@@ -3100,8 +3102,6 @@
         </w:rPr>
         <w:t>114</w:t>
       </w:r>
-      <w:bookmarkStart w:id="0" w:name="_GoBack"/>
-      <w:bookmarkEnd w:id="0"/>
       <w:r>
         <w:rPr>
           <w:rFonts w:ascii="Courier New" w:eastAsia="Times New Roman" w:hAnsi="Courier New" w:cs="Courier New"/>
@@ -3559,6 +3559,33 @@
           <w:sz w:val="20"/>
           <w:szCs w:val="20"/>
         </w:rPr>
+        <w:t xml:space="preserve"> (</w:t>
+      </w:r>
+      <w:proofErr w:type="spellStart"/>
+      <w:r>
+        <w:t>Membuat</w:t>
+      </w:r>
+      <w:proofErr w:type="spellEnd"/>
+      <w:r>
+        <w:t xml:space="preserve"> repository </w:t>
+      </w:r>
+      <w:proofErr w:type="spellStart"/>
+      <w:r>
+        <w:t>Git</w:t>
+      </w:r>
+      <w:proofErr w:type="spellEnd"/>
+      <w:r>
+        <w:t xml:space="preserve"> di folder project</w:t>
+      </w:r>
+      <w:r>
+        <w:t>)</w:t>
+      </w:r>
+      <w:r>
+        <w:rPr>
+          <w:rFonts w:ascii="Courier New" w:eastAsia="Times New Roman" w:hAnsi="Courier New" w:cs="Courier New"/>
+          <w:sz w:val="20"/>
+          <w:szCs w:val="20"/>
+        </w:rPr>
         <w:br/>
       </w:r>
       <w:r>
@@ -3593,6 +3620,73 @@
           <w:sz w:val="20"/>
           <w:szCs w:val="20"/>
         </w:rPr>
+        <w:t xml:space="preserve"> (</w:t>
+      </w:r>
+      <w:proofErr w:type="spellStart"/>
+      <w:r>
+        <w:t>Menambahkan</w:t>
+      </w:r>
+      <w:proofErr w:type="spellEnd"/>
+      <w:r>
+        <w:t xml:space="preserve"> </w:t>
+      </w:r>
+      <w:proofErr w:type="spellStart"/>
+      <w:r>
+        <w:t>semua</w:t>
+      </w:r>
+      <w:proofErr w:type="spellEnd"/>
+      <w:r>
+        <w:t xml:space="preserve"> file </w:t>
+      </w:r>
+      <w:proofErr w:type="spellStart"/>
+      <w:r>
+        <w:t>ke</w:t>
+      </w:r>
+      <w:proofErr w:type="spellEnd"/>
+      <w:r>
+        <w:t xml:space="preserve"> staging area (</w:t>
+      </w:r>
+      <w:proofErr w:type="spellStart"/>
+      <w:r>
+        <w:t>siap</w:t>
+      </w:r>
+      <w:proofErr w:type="spellEnd"/>
+      <w:r>
+        <w:t xml:space="preserve"> </w:t>
+      </w:r>
+      <w:proofErr w:type="spellStart"/>
+      <w:r>
+        <w:t>disimpan</w:t>
+      </w:r>
+      <w:proofErr w:type="spellEnd"/>
+      <w:r>
+        <w:t xml:space="preserve"> </w:t>
+      </w:r>
+      <w:proofErr w:type="spellStart"/>
+      <w:r>
+        <w:t>ke</w:t>
+      </w:r>
+      <w:proofErr w:type="spellEnd"/>
+      <w:r>
+        <w:t xml:space="preserve"> </w:t>
+      </w:r>
+      <w:proofErr w:type="spellStart"/>
+      <w:r>
+        <w:t>Git</w:t>
+      </w:r>
+      <w:proofErr w:type="spellEnd"/>
+      <w:r>
+        <w:t>).</w:t>
+      </w:r>
+      <w:r>
+        <w:t>)</w:t>
+      </w:r>
+      <w:r>
+        <w:rPr>
+          <w:rFonts w:ascii="Courier New" w:eastAsia="Times New Roman" w:hAnsi="Courier New" w:cs="Courier New"/>
+          <w:sz w:val="20"/>
+          <w:szCs w:val="20"/>
+        </w:rPr>
         <w:br/>
       </w:r>
       <w:r>
@@ -3629,17 +3723,53 @@
           <w:sz w:val="20"/>
           <w:szCs w:val="20"/>
         </w:rPr>
-        <w:br/>
-      </w:r>
-      <w:r>
-        <w:rPr>
-          <w:rFonts w:ascii="Courier New" w:eastAsia="Times New Roman" w:hAnsi="Courier New" w:cs="Courier New"/>
-          <w:sz w:val="20"/>
-          <w:szCs w:val="20"/>
-        </w:rPr>
-        <w:br/>
-      </w:r>
-      <w:proofErr w:type="spellStart"/>
+        <w:t xml:space="preserve"> (</w:t>
+      </w:r>
+      <w:proofErr w:type="spellStart"/>
+      <w:r>
+        <w:t>Menyimpan</w:t>
+      </w:r>
+      <w:proofErr w:type="spellEnd"/>
+      <w:r>
+        <w:t xml:space="preserve"> snapshot project </w:t>
+      </w:r>
+      <w:proofErr w:type="spellStart"/>
+      <w:r>
+        <w:t>ke</w:t>
+      </w:r>
+      <w:proofErr w:type="spellEnd"/>
+      <w:r>
+        <w:t xml:space="preserve"> </w:t>
+      </w:r>
+      <w:proofErr w:type="spellStart"/>
+      <w:r>
+        <w:t>Git</w:t>
+      </w:r>
+      <w:proofErr w:type="spellEnd"/>
+      <w:r>
+        <w:t>.</w:t>
+      </w:r>
+      <w:r>
+        <w:t>)</w:t>
+      </w:r>
+      <w:r>
+        <w:rPr>
+          <w:rFonts w:ascii="Courier New" w:eastAsia="Times New Roman" w:hAnsi="Courier New" w:cs="Courier New"/>
+          <w:sz w:val="20"/>
+          <w:szCs w:val="20"/>
+        </w:rPr>
+        <w:br/>
+      </w:r>
+      <w:r>
+        <w:rPr>
+          <w:rFonts w:ascii="Courier New" w:eastAsia="Times New Roman" w:hAnsi="Courier New" w:cs="Courier New"/>
+          <w:sz w:val="20"/>
+          <w:szCs w:val="20"/>
+        </w:rPr>
+        <w:br/>
+      </w:r>
+      <w:proofErr w:type="spellStart"/>
+      <w:proofErr w:type="gramStart"/>
       <w:r>
         <w:rPr>
           <w:rFonts w:ascii="Courier New" w:eastAsia="Times New Roman" w:hAnsi="Courier New" w:cs="Courier New"/>
@@ -3649,6 +3779,7 @@
         <w:t>git</w:t>
       </w:r>
       <w:proofErr w:type="spellEnd"/>
+      <w:proofErr w:type="gramEnd"/>
       <w:r>
         <w:rPr>
           <w:rFonts w:ascii="Courier New" w:eastAsia="Times New Roman" w:hAnsi="Courier New" w:cs="Courier New"/>
@@ -3663,6 +3794,62 @@
           <w:sz w:val="20"/>
           <w:szCs w:val="20"/>
         </w:rPr>
+        <w:t xml:space="preserve"> (</w:t>
+      </w:r>
+      <w:proofErr w:type="spellStart"/>
+      <w:r>
+        <w:t>Mengubah</w:t>
+      </w:r>
+      <w:proofErr w:type="spellEnd"/>
+      <w:r>
+        <w:t xml:space="preserve"> </w:t>
+      </w:r>
+      <w:proofErr w:type="spellStart"/>
+      <w:r>
+        <w:t>nama</w:t>
+      </w:r>
+      <w:proofErr w:type="spellEnd"/>
+      <w:r>
+        <w:t xml:space="preserve"> branch </w:t>
+      </w:r>
+      <w:proofErr w:type="spellStart"/>
+      <w:r>
+        <w:t>dari</w:t>
+      </w:r>
+      <w:proofErr w:type="spellEnd"/>
+      <w:r>
+        <w:t xml:space="preserve"> </w:t>
+      </w:r>
+      <w:r>
+        <w:rPr>
+          <w:rStyle w:val="HTMLCode"/>
+          <w:rFonts w:eastAsiaTheme="minorHAnsi"/>
+        </w:rPr>
+        <w:t>master</w:t>
+      </w:r>
+      <w:r>
+        <w:t xml:space="preserve"> → </w:t>
+      </w:r>
+      <w:r>
+        <w:rPr>
+          <w:rStyle w:val="HTMLCode"/>
+          <w:rFonts w:eastAsiaTheme="minorHAnsi"/>
+        </w:rPr>
+        <w:t>main</w:t>
+      </w:r>
+      <w:r>
+        <w:rPr>
+          <w:rStyle w:val="HTMLCode"/>
+          <w:rFonts w:eastAsiaTheme="minorHAnsi"/>
+        </w:rPr>
+        <w:t>)</w:t>
+      </w:r>
+      <w:r>
+        <w:rPr>
+          <w:rFonts w:ascii="Courier New" w:eastAsia="Times New Roman" w:hAnsi="Courier New" w:cs="Courier New"/>
+          <w:sz w:val="20"/>
+          <w:szCs w:val="20"/>
+        </w:rPr>
         <w:br/>
       </w:r>
       <w:r>
@@ -3689,7 +3876,53 @@
           <w:sz w:val="20"/>
           <w:szCs w:val="20"/>
         </w:rPr>
-        <w:t xml:space="preserve"> remote add origin &lt;URL_REPOSITORY&gt;</w:t>
+        <w:t xml:space="preserve"> remote add origin </w:t>
+      </w:r>
+      <w:hyperlink r:id="rId6" w:history="1">
+        <w:r>
+          <w:rPr>
+            <w:rStyle w:val="Hyperlink"/>
+            <w:rFonts w:ascii="Courier New" w:eastAsia="Times New Roman" w:hAnsi="Courier New" w:cs="Courier New"/>
+            <w:sz w:val="20"/>
+            <w:szCs w:val="20"/>
+          </w:rPr>
+          <w:t>https://github.com/agung114/nodejs-app.git</w:t>
+        </w:r>
+      </w:hyperlink>
+      <w:r>
+        <w:rPr>
+          <w:rFonts w:ascii="Courier New" w:eastAsia="Times New Roman" w:hAnsi="Courier New" w:cs="Courier New"/>
+          <w:sz w:val="20"/>
+          <w:szCs w:val="20"/>
+        </w:rPr>
+        <w:t xml:space="preserve"> (</w:t>
+      </w:r>
+      <w:proofErr w:type="spellStart"/>
+      <w:r>
+        <w:t>Menghubungkan</w:t>
+      </w:r>
+      <w:proofErr w:type="spellEnd"/>
+      <w:r>
+        <w:t xml:space="preserve"> project </w:t>
+      </w:r>
+      <w:proofErr w:type="spellStart"/>
+      <w:r>
+        <w:t>lokal</w:t>
+      </w:r>
+      <w:proofErr w:type="spellEnd"/>
+      <w:r>
+        <w:t xml:space="preserve"> </w:t>
+      </w:r>
+      <w:proofErr w:type="spellStart"/>
+      <w:r>
+        <w:t>ke</w:t>
+      </w:r>
+      <w:proofErr w:type="spellEnd"/>
+      <w:r>
+        <w:t xml:space="preserve"> GitHub.</w:t>
+      </w:r>
+      <w:r>
+        <w:t>)</w:t>
       </w:r>
       <w:r>
         <w:rPr>
@@ -3725,6 +3958,35 @@
         </w:rPr>
         <w:t xml:space="preserve"> push -u origin main</w:t>
       </w:r>
+      <w:r>
+        <w:rPr>
+          <w:rFonts w:ascii="Courier New" w:eastAsia="Times New Roman" w:hAnsi="Courier New" w:cs="Courier New"/>
+          <w:sz w:val="20"/>
+          <w:szCs w:val="20"/>
+        </w:rPr>
+        <w:t xml:space="preserve"> (</w:t>
+      </w:r>
+      <w:proofErr w:type="spellStart"/>
+      <w:r>
+        <w:t>Mengupload</w:t>
+      </w:r>
+      <w:proofErr w:type="spellEnd"/>
+      <w:r>
+        <w:t xml:space="preserve"> project </w:t>
+      </w:r>
+      <w:proofErr w:type="spellStart"/>
+      <w:r>
+        <w:t>ke</w:t>
+      </w:r>
+      <w:proofErr w:type="spellEnd"/>
+      <w:r>
+        <w:t xml:space="preserve"> GitHub.</w:t>
+      </w:r>
+      <w:r>
+        <w:t>)</w:t>
+      </w:r>
+      <w:bookmarkStart w:id="0" w:name="_GoBack"/>
+      <w:bookmarkEnd w:id="0"/>
     </w:p>
     <w:p>
       <w:pPr>
@@ -3869,6 +4131,7 @@
           <w:sz w:val="20"/>
           <w:szCs w:val="20"/>
         </w:rPr>
+        <w:lastRenderedPageBreak/>
         <w:t>.</w:t>
       </w:r>
       <w:proofErr w:type="spellStart"/>
@@ -3925,7 +4188,6 @@
           <w:sz w:val="24"/>
           <w:szCs w:val="24"/>
         </w:rPr>
-        <w:lastRenderedPageBreak/>
         <w:pict>
           <v:rect id="_x0000_i1036" style="width:0;height:1.5pt" o:hralign="center" o:hrstd="t" o:hr="t" fillcolor="#a0a0a0" stroked="f"/>
         </w:pict>
@@ -4820,6 +5082,7 @@
           <w:sz w:val="24"/>
           <w:szCs w:val="24"/>
         </w:rPr>
+        <w:lastRenderedPageBreak/>
         <w:t>isi</w:t>
       </w:r>
       <w:proofErr w:type="spellEnd"/>
@@ -4867,7 +5130,6 @@
           <w:sz w:val="20"/>
           <w:szCs w:val="20"/>
         </w:rPr>
-        <w:lastRenderedPageBreak/>
         <w:t>password</w:t>
       </w:r>
       <w:proofErr w:type="gramEnd"/>
@@ -5783,6 +6045,7 @@
           <w:sz w:val="20"/>
           <w:szCs w:val="20"/>
         </w:rPr>
+        <w:lastRenderedPageBreak/>
         <w:t>git</w:t>
       </w:r>
       <w:proofErr w:type="spellEnd"/>
@@ -5845,7 +6108,6 @@
           <w:sz w:val="20"/>
           <w:szCs w:val="20"/>
         </w:rPr>
-        <w:lastRenderedPageBreak/>
         <w:br/>
       </w:r>
       <w:proofErr w:type="spellStart"/>
@@ -6850,6 +7112,14 @@
           <w:szCs w:val="20"/>
         </w:rPr>
         <w:br/>
+      </w:r>
+      <w:r>
+        <w:rPr>
+          <w:rFonts w:ascii="Courier New" w:eastAsia="Times New Roman" w:hAnsi="Courier New" w:cs="Courier New"/>
+          <w:sz w:val="20"/>
+          <w:szCs w:val="20"/>
+        </w:rPr>
+        <w:lastRenderedPageBreak/>
         <w:t>Amazon EKS</w:t>
       </w:r>
       <w:r>
@@ -6877,14 +7147,6 @@
           <w:szCs w:val="20"/>
         </w:rPr>
         <w:br/>
-      </w:r>
-      <w:r>
-        <w:rPr>
-          <w:rFonts w:ascii="Courier New" w:eastAsia="Times New Roman" w:hAnsi="Courier New" w:cs="Courier New"/>
-          <w:sz w:val="20"/>
-          <w:szCs w:val="20"/>
-        </w:rPr>
-        <w:lastRenderedPageBreak/>
         <w:t xml:space="preserve">   ↓</w:t>
       </w:r>
       <w:r>
@@ -7633,7 +7895,6 @@
     <w:name w:val="Hyperlink"/>
     <w:basedOn w:val="DefaultParagraphFont"/>
     <w:uiPriority w:val="99"/>
-    <w:semiHidden/>
     <w:unhideWhenUsed/>
     <w:rsid w:val="00B5744B"/>
     <w:rPr>
